--- a/Система/Созыкин/25 - транспортный уровень.docx
+++ b/Система/Созыкин/25 - транспортный уровень.docx
@@ -87,7 +87,7 @@
       </w:pPr>
       <w:r>
         <w:rPr/>
-        <w:t>Основная функция – это передача данных между процессами на хостах.</w:t>
+        <w:t>Для передачи данных между процессами на хостах.</w:t>
       </w:r>
     </w:p>
     <w:p>
@@ -112,21 +112,27 @@
     <w:p>
       <w:pPr>
         <w:pStyle w:val="Normal"/>
-        <w:rPr/>
-      </w:pPr>
-      <w:r>
-        <w:rPr/>
-        <w:t>Выполняет 2 задачи:</w:t>
-      </w:r>
-    </w:p>
-    <w:p>
-      <w:pPr>
-        <w:pStyle w:val="Normal"/>
-        <w:rPr/>
-      </w:pPr>
-      <w:r>
-        <w:rPr/>
-        <w:t>1. Адресация – нам нужно понять, какому именно процессу на хосте предназначены данные.</w:t>
+        <w:rPr>
+          <w:lang w:val="ru-RU"/>
+        </w:rPr>
+      </w:pPr>
+      <w:r>
+        <w:rPr>
+          <w:lang w:val="ru-RU"/>
+        </w:rPr>
+        <w:t>Например:</w:t>
+      </w:r>
+    </w:p>
+    <w:p>
+      <w:pPr>
+        <w:pStyle w:val="Normal"/>
+        <w:rPr/>
+      </w:pPr>
+      <w:r>
+        <w:rPr>
+          <w:lang w:val="ru-RU"/>
+        </w:rPr>
+        <w:t>1. Адресация портов (Мультиплексирование): Использование номеров портов для доставки данных конкретному приложению (процессу), а не просто компьютеру.</w:t>
       </w:r>
     </w:p>
     <w:p>
@@ -246,7 +252,7 @@
       </w:pPr>
       <w:r>
         <w:rPr/>
-        <w:t>- хосты на них работают прикладные программы, транспортный и прикладной уровень есть только на хостах.</w:t>
+        <w:t>- хосты - на них работают прикладные программы, транспортный и прикладной уровень есть только на хостах.</w:t>
       </w:r>
     </w:p>
     <w:p>
@@ -276,16 +282,7 @@
       </w:pPr>
       <w:r>
         <w:rPr/>
-        <w:t>Транспортный уровень называется сетенезависимым, т.к. между 2-мя хостами может быть расположено большое количество сетевых устройств, но транспортный уровень работает так, как будто бы выполняется прямое соединение, независимо от того, через сколько промежуточных узлов придется пройти.</w:t>
-      </w:r>
-    </w:p>
-    <w:p>
-      <w:pPr>
-        <w:pStyle w:val="Normal"/>
-        <w:rPr/>
-      </w:pPr>
-      <w:r>
-        <w:rPr/>
+        <w:t>Транспортный уровень называется сетенезависимым, т.к. между 2-мя хостами может быть расположено большое количество сетевых устройств, но транспортный уровень работает так, как будто бы выполняется прямое соединение, независимо от того, через сколько промежуточных узлов придется пройти. Транспортному уровню всё равно (независимо), как устроена сеть под ним.</w:t>
       </w:r>
     </w:p>
     <w:p>
@@ -343,7 +340,7 @@
       </w:pPr>
       <w:r>
         <w:rPr/>
-        <w:t>Числа в диапазоне от 0 до 65535.</w:t>
+        <w:t>Порт — это числовой идентификатор (от 0 до 65535), по которому операционная система понимает, какому именно приложению отдать входящий пакет. IP-адрес доставляет трафик до машины, а порт — до конкретного процесса на ней.</w:t>
       </w:r>
     </w:p>
     <w:p>
@@ -466,7 +463,7 @@
       </w:r>
       <w:r>
         <w:rPr/>
-        <w:t>): от 1024 до 49151. Это порты для серверов и служб, которые не так популярны. Можно зарегистрировать для своего приложения порт из этого диапазона, и тогда все, кто пользуются вашим приложением будут знать, что нужно подключаться именно к этому порту.</w:t>
+        <w:t>): от 1024 до 49151. Обычно присваиваются программным продуктам или службам. Можно зарегистрировать для своего приложения порт из этого диапазона, и тогда все, кто пользуются вашим приложением будут знать, что нужно подключаться именно к этому порту.</w:t>
       </w:r>
     </w:p>
     <w:p>
@@ -601,6 +598,24 @@
       </w:pPr>
       <w:r>
         <w:rPr/>
+      </w:r>
+    </w:p>
+    <w:p>
+      <w:pPr>
+        <w:pStyle w:val="Normal"/>
+        <w:rPr/>
+      </w:pPr>
+      <w:r>
+        <w:rPr/>
+      </w:r>
+    </w:p>
+    <w:p>
+      <w:pPr>
+        <w:pStyle w:val="Normal"/>
+        <w:rPr/>
+      </w:pPr>
+      <w:r>
+        <w:rPr/>
         <w:t>2. Браузеру порт назначает операционная система автоматически из диапазона динамических портов – 50298. Упрощенно можно сказать, что номер порта назначается случайным образом. Главное, чтобы номера портов в разных процессах не повторялись.</w:t>
       </w:r>
     </w:p>
@@ -774,146 +789,6 @@
           <w:lang w:val="en-US"/>
         </w:rPr>
         <w:t xml:space="preserve"> UDP</w:t>
-      </w:r>
-      <w:r>
-        <w:rPr/>
-        <w:t>.</w:t>
-      </w:r>
-    </w:p>
-    <w:p>
-      <w:pPr>
-        <w:pStyle w:val="Normal"/>
-        <w:rPr/>
-      </w:pPr>
-      <w:r>
-        <w:rPr/>
-      </w:r>
-    </w:p>
-    <w:p>
-      <w:pPr>
-        <w:pStyle w:val="Normal"/>
-        <w:rPr/>
-      </w:pPr>
-      <w:r>
-        <w:rPr/>
-      </w:r>
-    </w:p>
-    <w:p>
-      <w:pPr>
-        <w:pStyle w:val="Normal"/>
-        <w:rPr/>
-      </w:pPr>
-      <w:r>
-        <w:rPr/>
-      </w:r>
-    </w:p>
-    <w:p>
-      <w:pPr>
-        <w:pStyle w:val="Normal"/>
-        <w:rPr/>
-      </w:pPr>
-      <w:r>
-        <w:rPr/>
-      </w:r>
-    </w:p>
-    <w:p>
-      <w:pPr>
-        <w:pStyle w:val="Normal"/>
-        <w:rPr/>
-      </w:pPr>
-      <w:r>
-        <w:rPr/>
-      </w:r>
-    </w:p>
-    <w:p>
-      <w:pPr>
-        <w:pStyle w:val="Normal"/>
-        <w:rPr/>
-      </w:pPr>
-      <w:r>
-        <w:rPr/>
-      </w:r>
-    </w:p>
-    <w:p>
-      <w:pPr>
-        <w:pStyle w:val="Normal"/>
-        <w:rPr/>
-      </w:pPr>
-      <w:r>
-        <w:rPr/>
-        <w:t>Что такое интерфейс сокетов?</w:t>
-      </w:r>
-    </w:p>
-    <w:p>
-      <w:pPr>
-        <w:pStyle w:val="Normal"/>
-        <w:rPr/>
-      </w:pPr>
-      <w:r>
-        <w:rPr/>
-        <w:drawing>
-          <wp:inline distT="0" distB="0" distL="0" distR="0">
-            <wp:extent cx="2362200" cy="1458595"/>
-            <wp:effectExtent l="0" t="0" r="0" b="0"/>
-            <wp:docPr id="4" name="Изображение4" descr=""/>
-            <wp:cNvGraphicFramePr>
-              <a:graphicFrameLocks xmlns:a="http://schemas.openxmlformats.org/drawingml/2006/main" noChangeAspect="1"/>
-            </wp:cNvGraphicFramePr>
-            <a:graphic xmlns:a="http://schemas.openxmlformats.org/drawingml/2006/main">
-              <a:graphicData uri="http://schemas.openxmlformats.org/drawingml/2006/picture">
-                <pic:pic xmlns:pic="http://schemas.openxmlformats.org/drawingml/2006/picture">
-                  <pic:nvPicPr>
-                    <pic:cNvPr id="4" name="Изображение4" descr=""/>
-                    <pic:cNvPicPr>
-                      <a:picLocks noChangeAspect="1" noChangeArrowheads="1"/>
-                    </pic:cNvPicPr>
-                  </pic:nvPicPr>
-                  <pic:blipFill>
-                    <a:blip r:embed="rId5"/>
-                    <a:stretch>
-                      <a:fillRect/>
-                    </a:stretch>
-                  </pic:blipFill>
-                  <pic:spPr bwMode="auto">
-                    <a:xfrm>
-                      <a:off x="0" y="0"/>
-                      <a:ext cx="2362200" cy="1458595"/>
-                    </a:xfrm>
-                    <a:prstGeom prst="rect">
-                      <a:avLst/>
-                    </a:prstGeom>
-                  </pic:spPr>
-                </pic:pic>
-              </a:graphicData>
-            </a:graphic>
-          </wp:inline>
-        </w:drawing>
-      </w:r>
-    </w:p>
-    <w:p>
-      <w:pPr>
-        <w:pStyle w:val="Normal"/>
-        <w:rPr/>
-      </w:pPr>
-      <w:r>
-        <w:rPr/>
-        <w:t xml:space="preserve">Интерфейс используется для того, чтобы протоколы прикладного уровням могли получить доступ к транспортному уровню. Например, если мы разрабатываем свой собственный протокол, и хотим использовать транспортный уровень для передачи данных, то нужно будет использовать интерфейс сокетов, а не напрямую протоколы </w:t>
-      </w:r>
-      <w:r>
-        <w:rPr>
-          <w:lang w:val="en-US"/>
-        </w:rPr>
-        <w:t>TCP</w:t>
-      </w:r>
-      <w:r>
-        <w:rPr/>
-        <w:t xml:space="preserve"> или </w:t>
-      </w:r>
-      <w:r>
-        <w:rPr>
-          <w:lang w:val="en-US"/>
-        </w:rPr>
-        <w:t>UDP</w:t>
       </w:r>
       <w:r>
         <w:rPr/>
